--- a/tillsyn/A 17406-2025 tillsynsbegäran.docx
+++ b/tillsyn/A 17406-2025 tillsynsbegäran.docx
@@ -1679,7 +1679,7 @@
     <w:r>
       <w:tab/>
       <w:tab/>
-      <w:t>2026-09-14</w:t>
+      <w:t>2026-09-15</w:t>
       <w:br/>
       <w:br/>
     </w:r>

--- a/tillsyn/A 17406-2025 tillsynsbegäran.docx
+++ b/tillsyn/A 17406-2025 tillsynsbegäran.docx
@@ -65,7 +65,7 @@
     </w:p>
     <w:p>
       <w:r>
-        <w:t>I och inom 25 meter från avverkningsanmälan finns fynd av 36 naturvårdsarter, varav 21 är rödlistade, 6 är fridlysta, 12 är typiska (T) och 12 är signalarter (S): gyllenfingersvamp (EN), koppartaggsvamp (EN), raggtaggsvamp (EN), skogsalm (EN), duvspindling (VU), grangråticka (VU, T), granrotspindling (VU), gul lammticka (VU), gul taggsvamp (VU, T), knärot (VU, T, §8), läderdoftande fingersvamp (VU), fjällig taggsvamp s.str. (NT), flattoppad klubbsvamp (NT), fyrflikig jordstjärna (NT, T), grantaggsvamp (NT), jättespindling (NT), orange taggsvamp (NT, T), persiljespindling (NT), skarp dropptaggsvamp (NT), såpfingersvamp (NT), ullticka (NT, T), anisspindling (S), bronshjon (S, T), grön sköldmossa (S, T, §8), guldkremla (S), kamjordstjärna (S), olivspindling (S), rödgul trumpetsvamp (S), skogsknipprot (S, T, §8), strimspindling (S), stubbspretmossa (S, T), vågbandad barkbock (S), zontaggsvamp (S), blåsippa (T, §9), spillkråka (T, §4) och revlummer (§9). Se Figur 1.</w:t>
+        <w:t>I och inom 25 meter från avverkningsanmälan finns fynd av 38 naturvårdsarter, varav 21 är rödlistade, 6 är fridlysta, 14 är typiska (T) och 13 är signalarter (S): gyllenfingersvamp (EN), koppartaggsvamp (EN), raggtaggsvamp (EN), skogsalm (EN), duvspindling (VU), grangråticka (VU, T), granrotspindling (VU), gul lammticka (VU), gul taggsvamp (VU, T), knärot (VU, T, §8), läderdoftande fingersvamp (VU), fjällig taggsvamp s.str. (NT), flattoppad klubbsvamp (NT), fyrflikig jordstjärna (NT, T), grantaggsvamp (NT), jättespindling (NT), orange taggsvamp (NT, T), persiljespindling (NT), skarp dropptaggsvamp (NT), såpfingersvamp (NT), ullticka (NT, T), anisspindling (S), bronshjon (S, T), granbarkgnagare (S, T), grön sköldmossa (S, T, §8), guldkremla (S), kamjordstjärna (S), olivspindling (S), rödgul trumpetsvamp (S), skogsknipprot (S, T, §8), strimspindling (S), stubbspretmossa (S, T), vågbandad barkbock (S), zontaggsvamp (S), blåsippa (T, §9), kransmossa (T), spillkråka (T, §4) och revlummer (§9). Se Figur 1.</w:t>
       </w:r>
     </w:p>
     <w:p>
@@ -546,10 +546,10 @@
         <w:rPr>
           <w:b/>
         </w:rPr>
-        <w:t>Grön sköldmossa (§8)</w:t>
-      </w:r>
-      <w:r>
-        <w:t xml:space="preserve"> är typisk art för </w:t>
+        <w:t xml:space="preserve">Granbarkgnagare </w:t>
+      </w:r>
+      <w:r>
+        <w:t xml:space="preserve">är en skalbagge vars larvutveckling sker i den tjocka ytterbarken på gamla och mycket grova levande granar. Man lägger lätt märke till angreppen på träden eftersom flera grova kläckhål ligger ganska tätt intill varandra på de grövre barkåsarna. Kläckhålen är runda och ca 1,5 mm breda. Granbarkgnagare är typisk art för </w:t>
       </w:r>
       <w:r>
         <w:rPr>
@@ -558,6 +558,26 @@
         <w:t xml:space="preserve">9010 Taiga </w:t>
       </w:r>
       <w:r>
+        <w:t>(Ehnström, 2002; SLU Artdatabanken, 2025).</w:t>
+      </w:r>
+    </w:p>
+    <w:p>
+      <w:r>
+        <w:rPr>
+          <w:b/>
+        </w:rPr>
+        <w:t>Grön sköldmossa (§8)</w:t>
+      </w:r>
+      <w:r>
+        <w:t xml:space="preserve"> är typisk art för </w:t>
+      </w:r>
+      <w:r>
+        <w:rPr>
+          <w:i/>
+        </w:rPr>
+        <w:t xml:space="preserve">9010 Taiga </w:t>
+      </w:r>
+      <w:r>
         <w:t>och</w:t>
       </w:r>
       <w:r>
@@ -670,6 +690,35 @@
       </w:r>
       <w:r>
         <w:t xml:space="preserve"> (SLU Artdatabanken, 2025).</w:t>
+      </w:r>
+    </w:p>
+    <w:p>
+      <w:r>
+        <w:rPr>
+          <w:b/>
+        </w:rPr>
+        <w:t>Kransmossa</w:t>
+      </w:r>
+      <w:r>
+        <w:t xml:space="preserve"> är typisk art för </w:t>
+      </w:r>
+      <w:r>
+        <w:rPr>
+          <w:i/>
+        </w:rPr>
+        <w:t xml:space="preserve">9050 Näringsrik granskog </w:t>
+      </w:r>
+      <w:r>
+        <w:t xml:space="preserve">och </w:t>
+      </w:r>
+      <w:r>
+        <w:rPr>
+          <w:i/>
+        </w:rPr>
+        <w:t xml:space="preserve">6170 Alpina kalkgräsmarker </w:t>
+      </w:r>
+      <w:r>
+        <w:t>(SLU Artdatabanken, 2025).</w:t>
       </w:r>
     </w:p>
     <w:p>
@@ -738,7 +787,7 @@
     </w:p>
     <w:p>
       <w:r>
-        <w:t>Följande typiska arter har sina livsmiljöer och växtplatser i den avverkningsanmälda skogen: grangråticka (VU, T), gul taggsvamp (VU, T), knärot (VU, T, §8), fyrflikig jordstjärna (NT, T), orange taggsvamp (NT, T), ullticka (NT, T), bronshjon (S, T), grön sköldmossa (S, T, §8), skogsknipprot (S, T, §8), stubbspretmossa (S, T), blåsippa (T, §9) och spillkråka (T, §4).</w:t>
+        <w:t>Följande typiska arter har sina livsmiljöer och växtplatser i den avverkningsanmälda skogen: grangråticka (VU, T), gul taggsvamp (VU, T), knärot (VU, T, §8), fyrflikig jordstjärna (NT, T), orange taggsvamp (NT, T), ullticka (NT, T), bronshjon (S, T), granbarkgnagare (S, T), grön sköldmossa (S, T, §8), skogsknipprot (S, T, §8), stubbspretmossa (S, T), blåsippa (T, §9), kransmossa (T) och spillkråka (T, §4).</w:t>
       </w:r>
     </w:p>
     <w:p>
@@ -1679,7 +1728,7 @@
     <w:r>
       <w:tab/>
       <w:tab/>
-      <w:t>2026-09-15</w:t>
+      <w:t>2026-09-16</w:t>
       <w:br/>
       <w:br/>
     </w:r>

--- a/tillsyn/A 17406-2025 tillsynsbegäran.docx
+++ b/tillsyn/A 17406-2025 tillsynsbegäran.docx
@@ -1728,7 +1728,7 @@
     <w:r>
       <w:tab/>
       <w:tab/>
-      <w:t>2026-09-16</w:t>
+      <w:t>2026-09-17</w:t>
       <w:br/>
       <w:br/>
     </w:r>

--- a/tillsyn/A 17406-2025 tillsynsbegäran.docx
+++ b/tillsyn/A 17406-2025 tillsynsbegäran.docx
@@ -1728,7 +1728,7 @@
     <w:r>
       <w:tab/>
       <w:tab/>
-      <w:t>2026-09-17</w:t>
+      <w:t>2026-09-18</w:t>
       <w:br/>
       <w:br/>
     </w:r>

--- a/tillsyn/A 17406-2025 tillsynsbegäran.docx
+++ b/tillsyn/A 17406-2025 tillsynsbegäran.docx
@@ -1728,7 +1728,7 @@
     <w:r>
       <w:tab/>
       <w:tab/>
-      <w:t>2026-09-18</w:t>
+      <w:t>2026-09-19</w:t>
       <w:br/>
       <w:br/>
     </w:r>

--- a/tillsyn/A 17406-2025 tillsynsbegäran.docx
+++ b/tillsyn/A 17406-2025 tillsynsbegäran.docx
@@ -1728,7 +1728,7 @@
     <w:r>
       <w:tab/>
       <w:tab/>
-      <w:t>2026-09-19</w:t>
+      <w:t>2026-09-21</w:t>
       <w:br/>
       <w:br/>
     </w:r>

--- a/tillsyn/A 17406-2025 tillsynsbegäran.docx
+++ b/tillsyn/A 17406-2025 tillsynsbegäran.docx
@@ -1728,7 +1728,7 @@
     <w:r>
       <w:tab/>
       <w:tab/>
-      <w:t>2026-09-21</w:t>
+      <w:t>2026-09-23</w:t>
       <w:br/>
       <w:br/>
     </w:r>

--- a/tillsyn/A 17406-2025 tillsynsbegäran.docx
+++ b/tillsyn/A 17406-2025 tillsynsbegäran.docx
@@ -1728,7 +1728,7 @@
     <w:r>
       <w:tab/>
       <w:tab/>
-      <w:t>2026-09-23</w:t>
+      <w:t>2026-09-24</w:t>
       <w:br/>
       <w:br/>
     </w:r>

--- a/tillsyn/A 17406-2025 tillsynsbegäran.docx
+++ b/tillsyn/A 17406-2025 tillsynsbegäran.docx
@@ -1728,7 +1728,7 @@
     <w:r>
       <w:tab/>
       <w:tab/>
-      <w:t>2026-09-24</w:t>
+      <w:t>2026-09-25</w:t>
       <w:br/>
       <w:br/>
     </w:r>

--- a/tillsyn/A 17406-2025 tillsynsbegäran.docx
+++ b/tillsyn/A 17406-2025 tillsynsbegäran.docx
@@ -1728,7 +1728,7 @@
     <w:r>
       <w:tab/>
       <w:tab/>
-      <w:t>2026-09-25</w:t>
+      <w:t>2026-09-26</w:t>
       <w:br/>
       <w:br/>
     </w:r>

--- a/tillsyn/A 17406-2025 tillsynsbegäran.docx
+++ b/tillsyn/A 17406-2025 tillsynsbegäran.docx
@@ -1728,7 +1728,7 @@
     <w:r>
       <w:tab/>
       <w:tab/>
-      <w:t>2026-09-26</w:t>
+      <w:t>2026-09-27</w:t>
       <w:br/>
       <w:br/>
     </w:r>

--- a/tillsyn/A 17406-2025 tillsynsbegäran.docx
+++ b/tillsyn/A 17406-2025 tillsynsbegäran.docx
@@ -1728,7 +1728,7 @@
     <w:r>
       <w:tab/>
       <w:tab/>
-      <w:t>2026-09-27</w:t>
+      <w:t>2026-09-28</w:t>
       <w:br/>
       <w:br/>
     </w:r>

--- a/tillsyn/A 17406-2025 tillsynsbegäran.docx
+++ b/tillsyn/A 17406-2025 tillsynsbegäran.docx
@@ -1728,7 +1728,7 @@
     <w:r>
       <w:tab/>
       <w:tab/>
-      <w:t>2026-09-28</w:t>
+      <w:t>2026-09-29</w:t>
       <w:br/>
       <w:br/>
     </w:r>

--- a/tillsyn/A 17406-2025 tillsynsbegäran.docx
+++ b/tillsyn/A 17406-2025 tillsynsbegäran.docx
@@ -1728,7 +1728,7 @@
     <w:r>
       <w:tab/>
       <w:tab/>
-      <w:t>2026-09-29</w:t>
+      <w:t>2026-09-30</w:t>
       <w:br/>
       <w:br/>
     </w:r>

--- a/tillsyn/A 17406-2025 tillsynsbegäran.docx
+++ b/tillsyn/A 17406-2025 tillsynsbegäran.docx
@@ -1728,7 +1728,7 @@
     <w:r>
       <w:tab/>
       <w:tab/>
-      <w:t>2026-09-30</w:t>
+      <w:t>2026-10-01</w:t>
       <w:br/>
       <w:br/>
     </w:r>

--- a/tillsyn/A 17406-2025 tillsynsbegäran.docx
+++ b/tillsyn/A 17406-2025 tillsynsbegäran.docx
@@ -1728,7 +1728,7 @@
     <w:r>
       <w:tab/>
       <w:tab/>
-      <w:t>2026-10-01</w:t>
+      <w:t>2026-10-02</w:t>
       <w:br/>
       <w:br/>
     </w:r>

--- a/tillsyn/A 17406-2025 tillsynsbegäran.docx
+++ b/tillsyn/A 17406-2025 tillsynsbegäran.docx
@@ -1728,7 +1728,7 @@
     <w:r>
       <w:tab/>
       <w:tab/>
-      <w:t>2026-10-02</w:t>
+      <w:t>2026-10-03</w:t>
       <w:br/>
       <w:br/>
     </w:r>

--- a/tillsyn/A 17406-2025 tillsynsbegäran.docx
+++ b/tillsyn/A 17406-2025 tillsynsbegäran.docx
@@ -1728,7 +1728,7 @@
     <w:r>
       <w:tab/>
       <w:tab/>
-      <w:t>2026-10-03</w:t>
+      <w:t>2026-10-04</w:t>
       <w:br/>
       <w:br/>
     </w:r>

--- a/tillsyn/A 17406-2025 tillsynsbegäran.docx
+++ b/tillsyn/A 17406-2025 tillsynsbegäran.docx
@@ -1728,7 +1728,7 @@
     <w:r>
       <w:tab/>
       <w:tab/>
-      <w:t>2026-10-04</w:t>
+      <w:t>2026-10-05</w:t>
       <w:br/>
       <w:br/>
     </w:r>

--- a/tillsyn/A 17406-2025 tillsynsbegäran.docx
+++ b/tillsyn/A 17406-2025 tillsynsbegäran.docx
@@ -1728,7 +1728,7 @@
     <w:r>
       <w:tab/>
       <w:tab/>
-      <w:t>2026-10-05</w:t>
+      <w:t>2026-10-06</w:t>
       <w:br/>
       <w:br/>
     </w:r>

--- a/tillsyn/A 17406-2025 tillsynsbegäran.docx
+++ b/tillsyn/A 17406-2025 tillsynsbegäran.docx
@@ -1728,7 +1728,7 @@
     <w:r>
       <w:tab/>
       <w:tab/>
-      <w:t>2026-10-06</w:t>
+      <w:t>2026-10-07</w:t>
       <w:br/>
       <w:br/>
     </w:r>

--- a/tillsyn/A 17406-2025 tillsynsbegäran.docx
+++ b/tillsyn/A 17406-2025 tillsynsbegäran.docx
@@ -1728,7 +1728,7 @@
     <w:r>
       <w:tab/>
       <w:tab/>
-      <w:t>2026-10-07</w:t>
+      <w:t>2026-10-08</w:t>
       <w:br/>
       <w:br/>
     </w:r>

--- a/tillsyn/A 17406-2025 tillsynsbegäran.docx
+++ b/tillsyn/A 17406-2025 tillsynsbegäran.docx
@@ -1728,7 +1728,7 @@
     <w:r>
       <w:tab/>
       <w:tab/>
-      <w:t>2026-10-08</w:t>
+      <w:t>2026-10-09</w:t>
       <w:br/>
       <w:br/>
     </w:r>

--- a/tillsyn/A 17406-2025 tillsynsbegäran.docx
+++ b/tillsyn/A 17406-2025 tillsynsbegäran.docx
@@ -1728,7 +1728,7 @@
     <w:r>
       <w:tab/>
       <w:tab/>
-      <w:t>2026-10-09</w:t>
+      <w:t>2026-10-10</w:t>
       <w:br/>
       <w:br/>
     </w:r>

--- a/tillsyn/A 17406-2025 tillsynsbegäran.docx
+++ b/tillsyn/A 17406-2025 tillsynsbegäran.docx
@@ -1728,7 +1728,7 @@
     <w:r>
       <w:tab/>
       <w:tab/>
-      <w:t>2026-10-10</w:t>
+      <w:t>2026-10-11</w:t>
       <w:br/>
       <w:br/>
     </w:r>

--- a/tillsyn/A 17406-2025 tillsynsbegäran.docx
+++ b/tillsyn/A 17406-2025 tillsynsbegäran.docx
@@ -1728,7 +1728,7 @@
     <w:r>
       <w:tab/>
       <w:tab/>
-      <w:t>2026-10-11</w:t>
+      <w:t>2026-10-12</w:t>
       <w:br/>
       <w:br/>
     </w:r>

--- a/tillsyn/A 17406-2025 tillsynsbegäran.docx
+++ b/tillsyn/A 17406-2025 tillsynsbegäran.docx
@@ -1728,7 +1728,7 @@
     <w:r>
       <w:tab/>
       <w:tab/>
-      <w:t>2026-10-12</w:t>
+      <w:t>2026-10-13</w:t>
       <w:br/>
       <w:br/>
     </w:r>

--- a/tillsyn/A 17406-2025 tillsynsbegäran.docx
+++ b/tillsyn/A 17406-2025 tillsynsbegäran.docx
@@ -1728,7 +1728,7 @@
     <w:r>
       <w:tab/>
       <w:tab/>
-      <w:t>2026-10-13</w:t>
+      <w:t>2026-10-14</w:t>
       <w:br/>
       <w:br/>
     </w:r>

--- a/tillsyn/A 17406-2025 tillsynsbegäran.docx
+++ b/tillsyn/A 17406-2025 tillsynsbegäran.docx
@@ -1728,7 +1728,7 @@
     <w:r>
       <w:tab/>
       <w:tab/>
-      <w:t>2026-10-14</w:t>
+      <w:t>2026-10-15</w:t>
       <w:br/>
       <w:br/>
     </w:r>

--- a/tillsyn/A 17406-2025 tillsynsbegäran.docx
+++ b/tillsyn/A 17406-2025 tillsynsbegäran.docx
@@ -1728,7 +1728,7 @@
     <w:r>
       <w:tab/>
       <w:tab/>
-      <w:t>2026-10-15</w:t>
+      <w:t>2026-10-16</w:t>
       <w:br/>
       <w:br/>
     </w:r>

--- a/tillsyn/A 17406-2025 tillsynsbegäran.docx
+++ b/tillsyn/A 17406-2025 tillsynsbegäran.docx
@@ -1728,7 +1728,7 @@
     <w:r>
       <w:tab/>
       <w:tab/>
-      <w:t>2026-10-16</w:t>
+      <w:t>2026-10-17</w:t>
       <w:br/>
       <w:br/>
     </w:r>

--- a/tillsyn/A 17406-2025 tillsynsbegäran.docx
+++ b/tillsyn/A 17406-2025 tillsynsbegäran.docx
@@ -1728,7 +1728,7 @@
     <w:r>
       <w:tab/>
       <w:tab/>
-      <w:t>2026-10-17</w:t>
+      <w:t>2026-10-18</w:t>
       <w:br/>
       <w:br/>
     </w:r>

--- a/tillsyn/A 17406-2025 tillsynsbegäran.docx
+++ b/tillsyn/A 17406-2025 tillsynsbegäran.docx
@@ -1728,7 +1728,7 @@
     <w:r>
       <w:tab/>
       <w:tab/>
-      <w:t>2026-10-18</w:t>
+      <w:t>2026-10-19</w:t>
       <w:br/>
       <w:br/>
     </w:r>

--- a/tillsyn/A 17406-2025 tillsynsbegäran.docx
+++ b/tillsyn/A 17406-2025 tillsynsbegäran.docx
@@ -1728,7 +1728,7 @@
     <w:r>
       <w:tab/>
       <w:tab/>
-      <w:t>2026-10-19</w:t>
+      <w:t>2026-10-20</w:t>
       <w:br/>
       <w:br/>
     </w:r>

--- a/tillsyn/A 17406-2025 tillsynsbegäran.docx
+++ b/tillsyn/A 17406-2025 tillsynsbegäran.docx
@@ -1728,7 +1728,7 @@
     <w:r>
       <w:tab/>
       <w:tab/>
-      <w:t>2026-10-20</w:t>
+      <w:t>2026-10-21</w:t>
       <w:br/>
       <w:br/>
     </w:r>

--- a/tillsyn/A 17406-2025 tillsynsbegäran.docx
+++ b/tillsyn/A 17406-2025 tillsynsbegäran.docx
@@ -65,7 +65,7 @@
     </w:p>
     <w:p>
       <w:r>
-        <w:t>I och inom 25 meter från avverkningsanmälan finns fynd av 38 naturvårdsarter, varav 21 är rödlistade, 6 är fridlysta, 14 är typiska (T) och 13 är signalarter (S): gyllenfingersvamp (EN), koppartaggsvamp (EN), raggtaggsvamp (EN), skogsalm (EN), duvspindling (VU), grangråticka (VU, T), granrotspindling (VU), gul lammticka (VU), gul taggsvamp (VU, T), knärot (VU, T, §8), läderdoftande fingersvamp (VU), fjällig taggsvamp s.str. (NT), flattoppad klubbsvamp (NT), fyrflikig jordstjärna (NT, T), grantaggsvamp (NT), jättespindling (NT), orange taggsvamp (NT, T), persiljespindling (NT), skarp dropptaggsvamp (NT), såpfingersvamp (NT), ullticka (NT, T), anisspindling (S), bronshjon (S, T), granbarkgnagare (S, T), grön sköldmossa (S, T, §8), guldkremla (S), kamjordstjärna (S), olivspindling (S), rödgul trumpetsvamp (S), skogsknipprot (S, T, §8), strimspindling (S), stubbspretmossa (S, T), vågbandad barkbock (S), zontaggsvamp (S), blåsippa (T, §9), kransmossa (T), spillkråka (T, §4) och revlummer (§9). Se Figur 1.</w:t>
+        <w:t>I och inom 25 meter från avverkningsanmälan finns fynd av 43 naturvårdsarter, varav 23 är rödlistade, 8 är fridlysta, 14 är typiska (T) och 16 är signalarter (S): gyllenfingersvamp (EN), koppartaggsvamp (EN), raggtaggsvamp (EN), skogsalm (EN), duvspindling (VU), grangråticka (VU, T), granrotspindling (VU), gul lammticka (VU), gul taggsvamp (VU, T), knärot (VU, T, §8), läderdoftande fingersvamp (VU), fjällig taggsvamp s.str. (NT), flattoppad klubbsvamp (NT), fyrflikig jordstjärna (NT, T), grantaggsvamp (NT), jättespindling (NT), odörspindling (NT), orange taggsvamp (NT, T), persiljespindling (NT), skarp dropptaggsvamp (NT), såpfingersvamp (NT), talltita (NT, §4), ullticka (NT, T), anisspindling (S), bronshjon (S, T), diskvaxskivling (S), granbarkgnagare (S, T), grön sköldmossa (S, T, §8), guldkremla (S), kamjordstjärna (S), nästrot (S, §8), olivspindling (S), rödgul trumpetsvamp (S), skogsknipprot (S, T, §8), strimspindling (S), stubbspretmossa (S, T), svavelriska (S), vågbandad barkbock (S), zontaggsvamp (S), blåsippa (T, §9), kransmossa (T), spillkråka (T, §4) och revlummer (§9). Se Figur 1.</w:t>
       </w:r>
     </w:p>
     <w:p>
@@ -417,6 +417,17 @@
         <w:rPr>
           <w:b/>
         </w:rPr>
+        <w:t>Odörspindling (NT)</w:t>
+      </w:r>
+      <w:r>
+        <w:t xml:space="preserve"> bildar mykorrhiza med gran och tall i örtrik kalkbarrskog. Den uppträder huvudsakligen i äldre barrskogar så kallade ”bondeskogar” med en lång trädkontinuitet. Minskningstakten uppgår till 15 % inom 50 år och bedöms vara nära gränsvärdet för Sårbar (VU). (A2c+3c+4c). Virkesrika, äldre barrskogar med hög bonitet, på bättre jordar är en bristvara i befintliga, skyddade områden i Sverige och fler örtrika barrskogar med trädkontinuitet måste skyddas i större utsträckning än vad som tidigare gjorts. Områden med odörspindling bör inte gallras eller plockhuggas om inte huggningen efterföljs av skogsbete (SLU Artdatabanken, 2024).</w:t>
+      </w:r>
+    </w:p>
+    <w:p>
+      <w:r>
+        <w:rPr>
+          <w:b/>
+        </w:rPr>
         <w:t xml:space="preserve">Orange taggsvamp (NT) </w:t>
       </w:r>
       <w:r>
@@ -470,6 +481,17 @@
         <w:rPr>
           <w:b/>
         </w:rPr>
+        <w:t>Talltita (NT, §4)</w:t>
+      </w:r>
+      <w:r>
+        <w:t>, rödlistad som nära hotad och prioriterad art i Skogsvårdslagen, har häckningsrevir i anmälan. Arten har minskat kraftigt de senaste 30 åren och minskningstakten innevarande 10-årsperiod beräknas till 20 (10–30) %. Talltitan är synnerligen trogen sitt cirka 15 hektar stora revir och är beroende av flerskiktade olikåldriga skogar för att kunna föda upp sina ungar. Talltitan försvinner om dess livsmiljö kalavverkas (Eggers &amp; Low, 2014; Ekman, 1979; Griesser et al, 2007; Klein, 2020; Siffczyk et al, 2003; SLU Artdatabanken, 2021).</w:t>
+      </w:r>
+    </w:p>
+    <w:p>
+      <w:r>
+        <w:rPr>
+          <w:b/>
+        </w:rPr>
         <w:t>Ullticka (NT)</w:t>
       </w:r>
       <w:r>
@@ -1089,6 +1111,126 @@
       </w:r>
       <w:r>
         <w:t>SLU Artdatabanken, Uppsala.</w:t>
+      </w:r>
+    </w:p>
+    <w:p>
+      <w:pPr>
+        <w:pStyle w:val="Heading1"/>
+      </w:pPr>
+      <w:r>
+        <w:t>Talltita – ekologi samt krav på livsmiljön</w:t>
+      </w:r>
+    </w:p>
+    <w:p>
+      <w:r>
+        <w:t>Talltita är rödlistad som NT, fridlyst och prioriterad art i Skogsvårdslagen. Den omfattas av EU:s fågeldirektiv. Arten har minskat kraftigt de senaste 30 åren och minskningstakten innevarande 10-årsperiod beräknas till 20 (10–30) % (SLU Artdatabanken, 2022).</w:t>
+      </w:r>
+    </w:p>
+    <w:p>
+      <w:r>
+        <w:t>Talltita föredrar större sammanhängande barrskogar, och finns såväl i tallskog som granskog och i lövblandad barrskog. Skogens struktur är viktig och ska helst vara flerskiktad med riklig underväxt av mindre granar, björk och andra lövträd och buskar. Tillgång på murknande högstubbar är särskilt viktig, eftersom talltitan helst själv hackar ut sitt bohål (SLU Artdatabanken, 2022).</w:t>
+      </w:r>
+    </w:p>
+    <w:p>
+      <w:r>
+        <w:t>Det finns flera studier som visar att talltita är känslig för gallring och inte överlever när dess livsmiljö kalavverkas (Eggers and Low, 2014; Griesser et al., 2007; Klein, 2020). Talltitans revir är förhållandevis stora, 10–20 hektar och arten missgynnas när skogen fragmenteras. Kalavverkning av större delar av reviret innebär att det överges (Artdatabanken, 2021).</w:t>
+      </w:r>
+    </w:p>
+    <w:p>
+      <w:r>
+        <w:t>Talltitan är synnerligen trogen sitt revir så länge paret lever och biotopen förblir intakt. Paret stannar i sitt revir året om. En förlust av ett revir har därför en stor inverkan på den lokala populationen och trakthyggesbruket anses vara orsak till den svenska populationens kraftiga minskning. Talltiteparets revirtrohet innebär att närhelst under året man observerar en adult talltita så ingår denna plats i reviret (Siffczyk et al., 2003; Ekman, 1979).</w:t>
+      </w:r>
+    </w:p>
+    <w:p>
+      <w:pPr>
+        <w:pStyle w:val="Heading2"/>
+      </w:pPr>
+      <w:r>
+        <w:t>Referenser – talltita</w:t>
+      </w:r>
+    </w:p>
+    <w:p>
+      <w:r>
+        <w:t xml:space="preserve">Eggers, S., Low, M., 2014. </w:t>
+      </w:r>
+      <w:r>
+        <w:rPr>
+          <w:i/>
+        </w:rPr>
+        <w:t xml:space="preserve">Differential demographic responses of sympatric Parids to vegetation management in boreal forest. </w:t>
+      </w:r>
+      <w:r>
+        <w:t>For. Ecol. Manage. 319, 169–175.</w:t>
+      </w:r>
+    </w:p>
+    <w:p>
+      <w:r>
+        <w:t xml:space="preserve">Ekman, J., 1979. </w:t>
+      </w:r>
+      <w:r>
+        <w:rPr>
+          <w:i/>
+        </w:rPr>
+        <w:t xml:space="preserve">Coherence, composition and territories of winter social groups of the Willow Tit Parus montanus and the Crested Tit P. cristatus. </w:t>
+      </w:r>
+      <w:r>
+        <w:t>Ornis Scandinavica, 10, pp 56–68</w:t>
+      </w:r>
+    </w:p>
+    <w:p>
+      <w:r>
+        <w:t xml:space="preserve">Griesser, M., Nystrand, M., Eggers, S., Ekman, J., 2007. </w:t>
+      </w:r>
+      <w:r>
+        <w:rPr>
+          <w:i/>
+        </w:rPr>
+        <w:t xml:space="preserve">Impact of forestry practices on fitness correlates and population productivity in an open-nesting bird species. </w:t>
+      </w:r>
+      <w:r>
+        <w:t>Conserv. Biol. 21, 767–774. https://doi.org/10.1111/j.1523- 1739.2007.00675.x</w:t>
+      </w:r>
+    </w:p>
+    <w:p>
+      <w:r>
+        <w:t xml:space="preserve">Klein, J., 2020. </w:t>
+      </w:r>
+      <w:r>
+        <w:rPr>
+          <w:i/>
+        </w:rPr>
+        <w:t xml:space="preserve">The forgotten forest – On thinning, retention, and biodiversity in the boreal forest. </w:t>
+      </w:r>
+      <w:r>
+        <w:t>Doctoral Thesis No. 2020:50</w:t>
+      </w:r>
+    </w:p>
+    <w:p>
+      <w:r>
+        <w:t xml:space="preserve">Siffczyk, C., Brotons, L., Kangas, K., Orell, M., 2003. </w:t>
+      </w:r>
+      <w:r>
+        <w:rPr>
+          <w:i/>
+        </w:rPr>
+        <w:t xml:space="preserve">Home range size of willow tits. </w:t>
+      </w:r>
+      <w:r>
+        <w:t>Oecologica, 136, 635–642 (2003)</w:t>
+      </w:r>
+    </w:p>
+    <w:p>
+      <w:r>
+        <w:t xml:space="preserve">SLU Artdatabanken, 2021. </w:t>
+      </w:r>
+      <w:r>
+        <w:rPr>
+          <w:i/>
+        </w:rPr>
+        <w:t xml:space="preserve">Artfaktablad. Naturvård – artfakta. </w:t>
+      </w:r>
+      <w:r>
+        <w:t>SLU Artdatabanken, Uppsala</w:t>
       </w:r>
     </w:p>
     <w:p>
@@ -1728,7 +1870,7 @@
     <w:r>
       <w:tab/>
       <w:tab/>
-      <w:t>2026-10-21</w:t>
+      <w:t>2026-10-22</w:t>
       <w:br/>
       <w:br/>
     </w:r>

--- a/tillsyn/A 17406-2025 tillsynsbegäran.docx
+++ b/tillsyn/A 17406-2025 tillsynsbegäran.docx
@@ -1870,7 +1870,7 @@
     <w:r>
       <w:tab/>
       <w:tab/>
-      <w:t>2026-10-22</w:t>
+      <w:t>2026-10-23</w:t>
       <w:br/>
       <w:br/>
     </w:r>

--- a/tillsyn/A 17406-2025 tillsynsbegäran.docx
+++ b/tillsyn/A 17406-2025 tillsynsbegäran.docx
@@ -1870,7 +1870,7 @@
     <w:r>
       <w:tab/>
       <w:tab/>
-      <w:t>2026-10-23</w:t>
+      <w:t>2026-10-24</w:t>
       <w:br/>
       <w:br/>
     </w:r>

--- a/tillsyn/A 17406-2025 tillsynsbegäran.docx
+++ b/tillsyn/A 17406-2025 tillsynsbegäran.docx
@@ -1870,7 +1870,7 @@
     <w:r>
       <w:tab/>
       <w:tab/>
-      <w:t>2026-10-24</w:t>
+      <w:t>2026-10-25</w:t>
       <w:br/>
       <w:br/>
     </w:r>

--- a/tillsyn/A 17406-2025 tillsynsbegäran.docx
+++ b/tillsyn/A 17406-2025 tillsynsbegäran.docx
@@ -1870,7 +1870,7 @@
     <w:r>
       <w:tab/>
       <w:tab/>
-      <w:t>2026-10-25</w:t>
+      <w:t>2026-10-26</w:t>
       <w:br/>
       <w:br/>
     </w:r>

--- a/tillsyn/A 17406-2025 tillsynsbegäran.docx
+++ b/tillsyn/A 17406-2025 tillsynsbegäran.docx
@@ -1870,7 +1870,7 @@
     <w:r>
       <w:tab/>
       <w:tab/>
-      <w:t>2026-10-26</w:t>
+      <w:t>2026-10-27</w:t>
       <w:br/>
       <w:br/>
     </w:r>

--- a/tillsyn/A 17406-2025 tillsynsbegäran.docx
+++ b/tillsyn/A 17406-2025 tillsynsbegäran.docx
@@ -1870,7 +1870,7 @@
     <w:r>
       <w:tab/>
       <w:tab/>
-      <w:t>2026-10-27</w:t>
+      <w:t>2026-10-28</w:t>
       <w:br/>
       <w:br/>
     </w:r>

--- a/tillsyn/A 17406-2025 tillsynsbegäran.docx
+++ b/tillsyn/A 17406-2025 tillsynsbegäran.docx
@@ -1870,7 +1870,7 @@
     <w:r>
       <w:tab/>
       <w:tab/>
-      <w:t>2026-10-28</w:t>
+      <w:t>2026-10-29</w:t>
       <w:br/>
       <w:br/>
     </w:r>

--- a/tillsyn/A 17406-2025 tillsynsbegäran.docx
+++ b/tillsyn/A 17406-2025 tillsynsbegäran.docx
@@ -1870,7 +1870,7 @@
     <w:r>
       <w:tab/>
       <w:tab/>
-      <w:t>2026-10-29</w:t>
+      <w:t>2026-10-31</w:t>
       <w:br/>
       <w:br/>
     </w:r>
